--- a/examples/autoencoder/doc/02_autoenc_denoise_e.docx
+++ b/examples/autoencoder/doc/02_autoenc_denoise_e.docx
@@ -73,6 +73,45 @@
       </w:pPr>
       <w:r>
         <w:rPr>
+          <w:rStyle w:val="FunctionTok"/>
+        </w:rPr>
+        <w:t xml:space="preserve">source</w:t>
+      </w:r>
+      <w:r>
+        <w:rPr>
+          <w:rStyle w:val="NormalTok"/>
+        </w:rPr>
+        <w:t xml:space="preserve">(</w:t>
+      </w:r>
+      <w:r>
+        <w:rPr>
+          <w:rStyle w:val="FunctionTok"/>
+        </w:rPr>
+        <w:t xml:space="preserve">url</w:t>
+      </w:r>
+      <w:r>
+        <w:rPr>
+          <w:rStyle w:val="NormalTok"/>
+        </w:rPr>
+        <w:t xml:space="preserve">(</w:t>
+      </w:r>
+      <w:r>
+        <w:rPr>
+          <w:rStyle w:val="StringTok"/>
+        </w:rPr>
+        <w:t xml:space="preserve">"https://raw.githubusercontent.com/cefet-rj-dal/daltoolboxdp/main/examples/seed.R"</w:t>
+      </w:r>
+      <w:r>
+        <w:rPr>
+          <w:rStyle w:val="NormalTok"/>
+        </w:rPr>
+        <w:t xml:space="preserve">))</w:t>
+      </w:r>
+      <w:r>
+        <w:br/>
+      </w:r>
+      <w:r>
+        <w:rPr>
           <w:rStyle w:val="CommentTok"/>
         </w:rPr>
         <w:t xml:space="preserve"># Denoising Autoencoder transformation (encode)</w:t>
@@ -435,6 +474,21 @@
       </w:r>
       <w:r>
         <w:rPr>
+          <w:rStyle w:val="FunctionTok"/>
+        </w:rPr>
+        <w:t xml:space="preserve">set_example_seed</w:t>
+      </w:r>
+      <w:r>
+        <w:rPr>
+          <w:rStyle w:val="NormalTok"/>
+        </w:rPr>
+        <w:t xml:space="preserve">()</w:t>
+      </w:r>
+      <w:r>
+        <w:br/>
+      </w:r>
+      <w:r>
+        <w:rPr>
           <w:rStyle w:val="NormalTok"/>
         </w:rPr>
         <w:t xml:space="preserve">preproc </w:t>
@@ -804,6 +858,21 @@
           <w:rStyle w:val="NormalTok"/>
         </w:rPr>
         <w:t xml:space="preserve">)</w:t>
+      </w:r>
+      <w:r>
+        <w:br/>
+      </w:r>
+      <w:r>
+        <w:rPr>
+          <w:rStyle w:val="FunctionTok"/>
+        </w:rPr>
+        <w:t xml:space="preserve">set_example_seed</w:t>
+      </w:r>
+      <w:r>
+        <w:rPr>
+          <w:rStyle w:val="NormalTok"/>
+        </w:rPr>
+        <w:t xml:space="preserve">()</w:t>
       </w:r>
       <w:r>
         <w:br/>
@@ -1576,7 +1645,7 @@
               <a:graphicData uri="http://schemas.openxmlformats.org/drawingml/2006/picture">
                 <pic:pic>
                   <pic:nvPicPr>
-                    <pic:cNvPr descr="/home/gpca/daltoolboxdp/examples/autoencoder/doc/02_autoenc_denoise_e_files/b314af74f3c68c2397be451220e93a8e36d0874b.png" id="11" name="Picture"/>
+                    <pic:cNvPr descr="/home/gpca/daltoolboxdp/examples/autoencoder/doc/02_autoenc_denoise_e_files/78726eb2ec3a1bb9ac4b948bb58a36741b0efa7a.png" id="11" name="Picture"/>
                     <pic:cNvPicPr>
                       <a:picLocks noChangeArrowheads="1" noChangeAspect="1"/>
                     </pic:cNvPicPr>
@@ -1802,61 +1871,61 @@
         <w:rPr>
           <w:rStyle w:val="VerbatimChar"/>
         </w:rPr>
-        <w:t xml:space="preserve">##          [,1]     [,2]      [,3]</w:t>
-      </w:r>
-      <w:r>
-        <w:br/>
-      </w:r>
-      <w:r>
-        <w:rPr>
-          <w:rStyle w:val="VerbatimChar"/>
-        </w:rPr>
-        <w:t xml:space="preserve">## [1,] 1.144002 1.086805 -1.218257</w:t>
-      </w:r>
-      <w:r>
-        <w:br/>
-      </w:r>
-      <w:r>
-        <w:rPr>
-          <w:rStyle w:val="VerbatimChar"/>
-        </w:rPr>
-        <w:t xml:space="preserve">## [2,] 1.195701 1.141863 -1.316908</w:t>
-      </w:r>
-      <w:r>
-        <w:br/>
-      </w:r>
-      <w:r>
-        <w:rPr>
-          <w:rStyle w:val="VerbatimChar"/>
-        </w:rPr>
-        <w:t xml:space="preserve">## [3,] 1.216952 1.165608 -1.377211</w:t>
-      </w:r>
-      <w:r>
-        <w:br/>
-      </w:r>
-      <w:r>
-        <w:rPr>
-          <w:rStyle w:val="VerbatimChar"/>
-        </w:rPr>
-        <w:t xml:space="preserve">## [4,] 1.206436 1.156563 -1.395417</w:t>
-      </w:r>
-      <w:r>
-        <w:br/>
-      </w:r>
-      <w:r>
-        <w:rPr>
-          <w:rStyle w:val="VerbatimChar"/>
-        </w:rPr>
-        <w:t xml:space="preserve">## [5,] 1.164806 1.115636 -1.369654</w:t>
-      </w:r>
-      <w:r>
-        <w:br/>
-      </w:r>
-      <w:r>
-        <w:rPr>
-          <w:rStyle w:val="VerbatimChar"/>
-        </w:rPr>
-        <w:t xml:space="preserve">## [6,] 1.089796 1.041549 -1.304700</w:t>
+        <w:t xml:space="preserve">##            [,1]      [,2]       [,3]</w:t>
+      </w:r>
+      <w:r>
+        <w:br/>
+      </w:r>
+      <w:r>
+        <w:rPr>
+          <w:rStyle w:val="VerbatimChar"/>
+        </w:rPr>
+        <w:t xml:space="preserve">## [1,] -0.8350621 -1.071074 -1.0281448</w:t>
+      </w:r>
+      <w:r>
+        <w:br/>
+      </w:r>
+      <w:r>
+        <w:rPr>
+          <w:rStyle w:val="VerbatimChar"/>
+        </w:rPr>
+        <w:t xml:space="preserve">## [2,] -0.9005475 -1.147488 -1.0691060</w:t>
+      </w:r>
+      <w:r>
+        <w:br/>
+      </w:r>
+      <w:r>
+        <w:rPr>
+          <w:rStyle w:val="VerbatimChar"/>
+        </w:rPr>
+        <w:t xml:space="preserve">## [3,] -0.9395213 -1.187313 -1.0770078</w:t>
+      </w:r>
+      <w:r>
+        <w:br/>
+      </w:r>
+      <w:r>
+        <w:rPr>
+          <w:rStyle w:val="VerbatimChar"/>
+        </w:rPr>
+        <w:t xml:space="preserve">## [4,] -0.9511775 -1.190684 -1.0474008</w:t>
+      </w:r>
+      <w:r>
+        <w:br/>
+      </w:r>
+      <w:r>
+        <w:rPr>
+          <w:rStyle w:val="VerbatimChar"/>
+        </w:rPr>
+        <w:t xml:space="preserve">## [5,] -0.9376242 -1.154549 -0.9817704</w:t>
+      </w:r>
+      <w:r>
+        <w:br/>
+      </w:r>
+      <w:r>
+        <w:rPr>
+          <w:rStyle w:val="VerbatimChar"/>
+        </w:rPr>
+        <w:t xml:space="preserve">## [6,] -0.9021609 -1.092368 -0.8943465</w:t>
       </w:r>
     </w:p>
     <w:p>

--- a/examples/autoencoder/doc/02_autoenc_denoise_e.docx
+++ b/examples/autoencoder/doc/02_autoenc_denoise_e.docx
@@ -1645,7 +1645,7 @@
               <a:graphicData uri="http://schemas.openxmlformats.org/drawingml/2006/picture">
                 <pic:pic>
                   <pic:nvPicPr>
-                    <pic:cNvPr descr="/home/gpca/daltoolboxdp/examples/autoencoder/doc/02_autoenc_denoise_e_files/78726eb2ec3a1bb9ac4b948bb58a36741b0efa7a.png" id="11" name="Picture"/>
+                    <pic:cNvPr descr="C:\Git\dal\daltoolboxdp\examples\autoencoder\doc\02_autoenc_denoise_e_files/151e66157921fa59e3e2929280b550e543542cc4.png" id="11" name="Picture"/>
                     <pic:cNvPicPr>
                       <a:picLocks noChangeArrowheads="1" noChangeAspect="1"/>
                     </pic:cNvPicPr>
@@ -1880,43 +1880,43 @@
         <w:rPr>
           <w:rStyle w:val="VerbatimChar"/>
         </w:rPr>
-        <w:t xml:space="preserve">## [1,] -0.8350621 -1.071074 -1.0281448</w:t>
-      </w:r>
-      <w:r>
-        <w:br/>
-      </w:r>
-      <w:r>
-        <w:rPr>
-          <w:rStyle w:val="VerbatimChar"/>
-        </w:rPr>
-        <w:t xml:space="preserve">## [2,] -0.9005475 -1.147488 -1.0691060</w:t>
-      </w:r>
-      <w:r>
-        <w:br/>
-      </w:r>
-      <w:r>
-        <w:rPr>
-          <w:rStyle w:val="VerbatimChar"/>
-        </w:rPr>
-        <w:t xml:space="preserve">## [3,] -0.9395213 -1.187313 -1.0770078</w:t>
-      </w:r>
-      <w:r>
-        <w:br/>
-      </w:r>
-      <w:r>
-        <w:rPr>
-          <w:rStyle w:val="VerbatimChar"/>
-        </w:rPr>
-        <w:t xml:space="preserve">## [4,] -0.9511775 -1.190684 -1.0474008</w:t>
-      </w:r>
-      <w:r>
-        <w:br/>
-      </w:r>
-      <w:r>
-        <w:rPr>
-          <w:rStyle w:val="VerbatimChar"/>
-        </w:rPr>
-        <w:t xml:space="preserve">## [5,] -0.9376242 -1.154549 -0.9817704</w:t>
+        <w:t xml:space="preserve">## [1,] -0.8350621 -1.071074 -1.0281446</w:t>
+      </w:r>
+      <w:r>
+        <w:br/>
+      </w:r>
+      <w:r>
+        <w:rPr>
+          <w:rStyle w:val="VerbatimChar"/>
+        </w:rPr>
+        <w:t xml:space="preserve">## [2,] -0.9005476 -1.147488 -1.0691060</w:t>
+      </w:r>
+      <w:r>
+        <w:br/>
+      </w:r>
+      <w:r>
+        <w:rPr>
+          <w:rStyle w:val="VerbatimChar"/>
+        </w:rPr>
+        <w:t xml:space="preserve">## [3,] -0.9395211 -1.187314 -1.0770078</w:t>
+      </w:r>
+      <w:r>
+        <w:br/>
+      </w:r>
+      <w:r>
+        <w:rPr>
+          <w:rStyle w:val="VerbatimChar"/>
+        </w:rPr>
+        <w:t xml:space="preserve">## [4,] -0.9511775 -1.190683 -1.0474010</w:t>
+      </w:r>
+      <w:r>
+        <w:br/>
+      </w:r>
+      <w:r>
+        <w:rPr>
+          <w:rStyle w:val="VerbatimChar"/>
+        </w:rPr>
+        <w:t xml:space="preserve">## [5,] -0.9376243 -1.154549 -0.9817703</w:t>
       </w:r>
       <w:r>
         <w:br/>

--- a/examples/autoencoder/doc/02_autoenc_denoise_e.docx
+++ b/examples/autoencoder/doc/02_autoenc_denoise_e.docx
@@ -1645,7 +1645,7 @@
               <a:graphicData uri="http://schemas.openxmlformats.org/drawingml/2006/picture">
                 <pic:pic>
                   <pic:nvPicPr>
-                    <pic:cNvPr descr="C:\Git\dal\daltoolboxdp\examples\autoencoder\doc\02_autoenc_denoise_e_files/151e66157921fa59e3e2929280b550e543542cc4.png" id="11" name="Picture"/>
+                    <pic:cNvPr descr="/home/gpca/daltoolboxdp/examples/autoencoder/doc/02_autoenc_denoise_e_files/78726eb2ec3a1bb9ac4b948bb58a36741b0efa7a.png" id="11" name="Picture"/>
                     <pic:cNvPicPr>
                       <a:picLocks noChangeArrowheads="1" noChangeAspect="1"/>
                     </pic:cNvPicPr>
@@ -1880,43 +1880,43 @@
         <w:rPr>
           <w:rStyle w:val="VerbatimChar"/>
         </w:rPr>
-        <w:t xml:space="preserve">## [1,] -0.8350621 -1.071074 -1.0281446</w:t>
-      </w:r>
-      <w:r>
-        <w:br/>
-      </w:r>
-      <w:r>
-        <w:rPr>
-          <w:rStyle w:val="VerbatimChar"/>
-        </w:rPr>
-        <w:t xml:space="preserve">## [2,] -0.9005476 -1.147488 -1.0691060</w:t>
-      </w:r>
-      <w:r>
-        <w:br/>
-      </w:r>
-      <w:r>
-        <w:rPr>
-          <w:rStyle w:val="VerbatimChar"/>
-        </w:rPr>
-        <w:t xml:space="preserve">## [3,] -0.9395211 -1.187314 -1.0770078</w:t>
-      </w:r>
-      <w:r>
-        <w:br/>
-      </w:r>
-      <w:r>
-        <w:rPr>
-          <w:rStyle w:val="VerbatimChar"/>
-        </w:rPr>
-        <w:t xml:space="preserve">## [4,] -0.9511775 -1.190683 -1.0474010</w:t>
-      </w:r>
-      <w:r>
-        <w:br/>
-      </w:r>
-      <w:r>
-        <w:rPr>
-          <w:rStyle w:val="VerbatimChar"/>
-        </w:rPr>
-        <w:t xml:space="preserve">## [5,] -0.9376243 -1.154549 -0.9817703</w:t>
+        <w:t xml:space="preserve">## [1,] -0.8350621 -1.071074 -1.0281448</w:t>
+      </w:r>
+      <w:r>
+        <w:br/>
+      </w:r>
+      <w:r>
+        <w:rPr>
+          <w:rStyle w:val="VerbatimChar"/>
+        </w:rPr>
+        <w:t xml:space="preserve">## [2,] -0.9005475 -1.147488 -1.0691060</w:t>
+      </w:r>
+      <w:r>
+        <w:br/>
+      </w:r>
+      <w:r>
+        <w:rPr>
+          <w:rStyle w:val="VerbatimChar"/>
+        </w:rPr>
+        <w:t xml:space="preserve">## [3,] -0.9395213 -1.187313 -1.0770078</w:t>
+      </w:r>
+      <w:r>
+        <w:br/>
+      </w:r>
+      <w:r>
+        <w:rPr>
+          <w:rStyle w:val="VerbatimChar"/>
+        </w:rPr>
+        <w:t xml:space="preserve">## [4,] -0.9511775 -1.190684 -1.0474008</w:t>
+      </w:r>
+      <w:r>
+        <w:br/>
+      </w:r>
+      <w:r>
+        <w:rPr>
+          <w:rStyle w:val="VerbatimChar"/>
+        </w:rPr>
+        <w:t xml:space="preserve">## [5,] -0.9376242 -1.154549 -0.9817704</w:t>
       </w:r>
       <w:r>
         <w:br/>
